--- a/03-例会汇报/董事长例会/会议纪要/2026824830-董事长例会纪要-董事长版.docx
+++ b/03-例会汇报/董事长例会/会议纪要/2026824830-董事长例会纪要-董事长版.docx
@@ -1675,18 +1675,82 @@
     </w:p>
     <w:p>
       <w:pPr>
-        <w:spacing w:after="40" w:before="40" w:line="320"/>
-        <w:jc w:val="both"/>
+        <w:spacing w:after="20" w:before="20" w:line="300"/>
+        <w:ind w:left="320"/>
       </w:pPr>
       <w:r>
         <w:rPr>
           <w:rFonts w:ascii="仿宋" w:cs="仿宋" w:eastAsia="仿宋" w:hAnsi="仿宋"/>
-          <w:b/>
-          <w:bCs/>
+          <w:b w:val="false"/>
+          <w:bCs w:val="false"/>
           <w:sz w:val="24"/>
           <w:szCs w:val="24"/>
         </w:rPr>
-        <w:t xml:space="preserve">重大时间节点：生产、电站、污水办公室搬进现场——9 月 10 日。</w:t>
+        <w:t xml:space="preserve">• 重大时间节点：生产、电站、污水办公室搬进现场——9 月 10 日；</w:t>
+      </w:r>
+    </w:p>
+    <w:p>
+      <w:pPr>
+        <w:spacing w:after="20" w:before="20" w:line="300"/>
+        <w:ind w:left="320"/>
+      </w:pPr>
+      <w:r>
+        <w:rPr>
+          <w:rFonts w:ascii="仿宋" w:cs="仿宋" w:eastAsia="仿宋" w:hAnsi="仿宋"/>
+          <w:b w:val="false"/>
+          <w:bCs w:val="false"/>
+          <w:sz w:val="24"/>
+          <w:szCs w:val="24"/>
+        </w:rPr>
+        <w:t xml:space="preserve">• 汇报深度：各专业汇报避免过于简化，应深入详细阐述工作内容——包括对接的工作量、推荐项目的具体细节、电仪对接工作的系统性汇报；</w:t>
+      </w:r>
+    </w:p>
+    <w:p>
+      <w:pPr>
+        <w:spacing w:after="20" w:before="20" w:line="300"/>
+        <w:ind w:left="320"/>
+      </w:pPr>
+      <w:r>
+        <w:rPr>
+          <w:rFonts w:ascii="仿宋" w:cs="仿宋" w:eastAsia="仿宋" w:hAnsi="仿宋"/>
+          <w:b w:val="false"/>
+          <w:bCs w:val="false"/>
+          <w:sz w:val="24"/>
+          <w:szCs w:val="24"/>
+        </w:rPr>
+        <w:t xml:space="preserve">• 全面覆盖：强调各专业间协调合作的重要性，确保所有工作内容全面覆盖，避免汇报过于笼统；</w:t>
+      </w:r>
+    </w:p>
+    <w:p>
+      <w:pPr>
+        <w:spacing w:after="20" w:before="20" w:line="300"/>
+        <w:ind w:left="320"/>
+      </w:pPr>
+      <w:r>
+        <w:rPr>
+          <w:rFonts w:ascii="仿宋" w:cs="仿宋" w:eastAsia="仿宋" w:hAnsi="仿宋"/>
+          <w:b w:val="false"/>
+          <w:bCs w:val="false"/>
+          <w:sz w:val="24"/>
+          <w:szCs w:val="24"/>
+        </w:rPr>
+        <w:t xml:space="preserve">• 人数统计：项目高峰期人数统计必须真实反映现场参与人数，以便有效进行工程调度管理；</w:t>
+      </w:r>
+    </w:p>
+    <w:p>
+      <w:pPr>
+        <w:spacing w:after="20" w:before="20" w:line="300"/>
+        <w:ind w:left="320"/>
+      </w:pPr>
+      <w:r>
+        <w:rPr>
+          <w:rFonts w:ascii="仿宋" w:cs="仿宋" w:eastAsia="仿宋" w:hAnsi="仿宋"/>
+          <w:b w:val="false"/>
+          <w:bCs w:val="false"/>
+          <w:sz w:val="24"/>
+          <w:szCs w:val="24"/>
+        </w:rPr>
+        <w:t xml:space="preserve">• 群组协调：建立和优化群组，协调不同施工队伍的进度和人员安排，提升整体工作效率。</w:t>
       </w:r>
     </w:p>
     <w:p>
@@ -2492,6 +2556,226 @@
                 <w:szCs w:val="22"/>
               </w:rPr>
               <w:t xml:space="preserve">采购部</w:t>
+            </w:r>
+          </w:p>
+        </w:tc>
+      </w:tr>
+      <w:tr>
+        <w:tc>
+          <w:tcPr>
+            <w:tcW w:type="pct" w:w="10%"/>
+            <w:tcMar>
+              <w:top w:type="dxa" w:w="50"/>
+              <w:left w:type="dxa" w:w="90"/>
+              <w:bottom w:type="dxa" w:w="50"/>
+              <w:right w:type="dxa" w:w="90"/>
+            </w:tcMar>
+          </w:tcPr>
+          <w:p>
+            <w:pPr>
+              <w:spacing w:line="260"/>
+              <w:jc w:val="center"/>
+            </w:pPr>
+            <w:r>
+              <w:rPr>
+                <w:rFonts w:ascii="仿宋" w:cs="仿宋" w:eastAsia="仿宋" w:hAnsi="仿宋"/>
+                <w:b w:val="false"/>
+                <w:bCs w:val="false"/>
+                <w:sz w:val="22"/>
+                <w:szCs w:val="22"/>
+              </w:rPr>
+              <w:t xml:space="preserve">7</w:t>
+            </w:r>
+          </w:p>
+        </w:tc>
+        <w:tc>
+          <w:tcPr>
+            <w:tcW w:type="pct" w:w="50%"/>
+            <w:tcMar>
+              <w:top w:type="dxa" w:w="50"/>
+              <w:left w:type="dxa" w:w="90"/>
+              <w:bottom w:type="dxa" w:w="50"/>
+              <w:right w:type="dxa" w:w="90"/>
+            </w:tcMar>
+          </w:tcPr>
+          <w:p>
+            <w:pPr>
+              <w:spacing w:line="260"/>
+              <w:jc w:val="center"/>
+            </w:pPr>
+            <w:r>
+              <w:rPr>
+                <w:rFonts w:ascii="仿宋" w:cs="仿宋" w:eastAsia="仿宋" w:hAnsi="仿宋"/>
+                <w:b w:val="false"/>
+                <w:bCs w:val="false"/>
+                <w:sz w:val="22"/>
+                <w:szCs w:val="22"/>
+              </w:rPr>
+              <w:t xml:space="preserve">各专业汇报深度与全面性（对接工作量/推荐项目细节/电仪系统性汇报）</w:t>
+            </w:r>
+          </w:p>
+        </w:tc>
+        <w:tc>
+          <w:tcPr>
+            <w:tcW w:type="pct" w:w="20%"/>
+            <w:tcMar>
+              <w:top w:type="dxa" w:w="50"/>
+              <w:left w:type="dxa" w:w="90"/>
+              <w:bottom w:type="dxa" w:w="50"/>
+              <w:right w:type="dxa" w:w="90"/>
+            </w:tcMar>
+          </w:tcPr>
+          <w:p>
+            <w:pPr>
+              <w:spacing w:line="260"/>
+              <w:jc w:val="center"/>
+            </w:pPr>
+            <w:r>
+              <w:rPr>
+                <w:rFonts w:ascii="仿宋" w:cs="仿宋" w:eastAsia="仿宋" w:hAnsi="仿宋"/>
+                <w:b w:val="false"/>
+                <w:bCs w:val="false"/>
+                <w:sz w:val="22"/>
+                <w:szCs w:val="22"/>
+              </w:rPr>
+              <w:t xml:space="preserve">持续</w:t>
+            </w:r>
+          </w:p>
+        </w:tc>
+        <w:tc>
+          <w:tcPr>
+            <w:tcW w:type="pct" w:w="20%"/>
+            <w:tcMar>
+              <w:top w:type="dxa" w:w="50"/>
+              <w:left w:type="dxa" w:w="90"/>
+              <w:bottom w:type="dxa" w:w="50"/>
+              <w:right w:type="dxa" w:w="90"/>
+            </w:tcMar>
+          </w:tcPr>
+          <w:p>
+            <w:pPr>
+              <w:spacing w:line="260"/>
+              <w:jc w:val="center"/>
+            </w:pPr>
+            <w:r>
+              <w:rPr>
+                <w:rFonts w:ascii="仿宋" w:cs="仿宋" w:eastAsia="仿宋" w:hAnsi="仿宋"/>
+                <w:b w:val="false"/>
+                <w:bCs w:val="false"/>
+                <w:sz w:val="22"/>
+                <w:szCs w:val="22"/>
+              </w:rPr>
+              <w:t xml:space="preserve">各专业</w:t>
+            </w:r>
+          </w:p>
+        </w:tc>
+      </w:tr>
+      <w:tr>
+        <w:tc>
+          <w:tcPr>
+            <w:tcW w:type="pct" w:w="10%"/>
+            <w:tcMar>
+              <w:top w:type="dxa" w:w="50"/>
+              <w:left w:type="dxa" w:w="90"/>
+              <w:bottom w:type="dxa" w:w="50"/>
+              <w:right w:type="dxa" w:w="90"/>
+            </w:tcMar>
+          </w:tcPr>
+          <w:p>
+            <w:pPr>
+              <w:spacing w:line="260"/>
+              <w:jc w:val="center"/>
+            </w:pPr>
+            <w:r>
+              <w:rPr>
+                <w:rFonts w:ascii="仿宋" w:cs="仿宋" w:eastAsia="仿宋" w:hAnsi="仿宋"/>
+                <w:b w:val="false"/>
+                <w:bCs w:val="false"/>
+                <w:sz w:val="22"/>
+                <w:szCs w:val="22"/>
+              </w:rPr>
+              <w:t xml:space="preserve">8</w:t>
+            </w:r>
+          </w:p>
+        </w:tc>
+        <w:tc>
+          <w:tcPr>
+            <w:tcW w:type="pct" w:w="50%"/>
+            <w:tcMar>
+              <w:top w:type="dxa" w:w="50"/>
+              <w:left w:type="dxa" w:w="90"/>
+              <w:bottom w:type="dxa" w:w="50"/>
+              <w:right w:type="dxa" w:w="90"/>
+            </w:tcMar>
+          </w:tcPr>
+          <w:p>
+            <w:pPr>
+              <w:spacing w:line="260"/>
+              <w:jc w:val="center"/>
+            </w:pPr>
+            <w:r>
+              <w:rPr>
+                <w:rFonts w:ascii="仿宋" w:cs="仿宋" w:eastAsia="仿宋" w:hAnsi="仿宋"/>
+                <w:b w:val="false"/>
+                <w:bCs w:val="false"/>
+                <w:sz w:val="22"/>
+                <w:szCs w:val="22"/>
+              </w:rPr>
+              <w:t xml:space="preserve">高峰期现场人数真实统计 + 施工队伍协调群组建立优化</w:t>
+            </w:r>
+          </w:p>
+        </w:tc>
+        <w:tc>
+          <w:tcPr>
+            <w:tcW w:type="pct" w:w="20%"/>
+            <w:tcMar>
+              <w:top w:type="dxa" w:w="50"/>
+              <w:left w:type="dxa" w:w="90"/>
+              <w:bottom w:type="dxa" w:w="50"/>
+              <w:right w:type="dxa" w:w="90"/>
+            </w:tcMar>
+          </w:tcPr>
+          <w:p>
+            <w:pPr>
+              <w:spacing w:line="260"/>
+              <w:jc w:val="center"/>
+            </w:pPr>
+            <w:r>
+              <w:rPr>
+                <w:rFonts w:ascii="仿宋" w:cs="仿宋" w:eastAsia="仿宋" w:hAnsi="仿宋"/>
+                <w:b w:val="false"/>
+                <w:bCs w:val="false"/>
+                <w:sz w:val="22"/>
+                <w:szCs w:val="22"/>
+              </w:rPr>
+              <w:t xml:space="preserve">持续</w:t>
+            </w:r>
+          </w:p>
+        </w:tc>
+        <w:tc>
+          <w:tcPr>
+            <w:tcW w:type="pct" w:w="20%"/>
+            <w:tcMar>
+              <w:top w:type="dxa" w:w="50"/>
+              <w:left w:type="dxa" w:w="90"/>
+              <w:bottom w:type="dxa" w:w="50"/>
+              <w:right w:type="dxa" w:w="90"/>
+            </w:tcMar>
+          </w:tcPr>
+          <w:p>
+            <w:pPr>
+              <w:spacing w:line="260"/>
+              <w:jc w:val="center"/>
+            </w:pPr>
+            <w:r>
+              <w:rPr>
+                <w:rFonts w:ascii="仿宋" w:cs="仿宋" w:eastAsia="仿宋" w:hAnsi="仿宋"/>
+                <w:b w:val="false"/>
+                <w:bCs w:val="false"/>
+                <w:sz w:val="22"/>
+                <w:szCs w:val="22"/>
+              </w:rPr>
+              <w:t xml:space="preserve">各专业</w:t>
             </w:r>
           </w:p>
         </w:tc>
